--- a/manuscript/cleaning_file_MOFA.docx
+++ b/manuscript/cleaning_file_MOFA.docx
@@ -97,6 +97,52 @@
       </w:pPr>
       <w:r>
         <w:rPr/>
+        <w:t>/home/flomik/Data/MOFA_R_Objects/ELN_2022_AO.csv</w:t>
+      </w:r>
+    </w:p>
+    <w:p>
+      <w:pPr>
+        <w:pStyle w:val="Normal"/>
+        <w:bidi w:val="0"/>
+        <w:jc w:val="start"/>
+        <w:rPr/>
+      </w:pPr>
+      <w:r>
+        <w:rPr/>
+        <w:t>/home/flora.mikaeloff/Projects/MOFA/MOFA_R_Objects/Ensembl2Reactome_All_Levels.txt</w:t>
+      </w:r>
+    </w:p>
+    <w:p>
+      <w:pPr>
+        <w:pStyle w:val="Normal"/>
+        <w:bidi w:val="0"/>
+        <w:jc w:val="start"/>
+        <w:rPr/>
+      </w:pPr>
+      <w:r>
+        <w:rPr/>
+      </w:r>
+    </w:p>
+    <w:p>
+      <w:pPr>
+        <w:pStyle w:val="Normal"/>
+        <w:bidi w:val="0"/>
+        <w:jc w:val="start"/>
+        <w:rPr/>
+      </w:pPr>
+      <w:r>
+        <w:rPr/>
+      </w:r>
+    </w:p>
+    <w:p>
+      <w:pPr>
+        <w:pStyle w:val="Normal"/>
+        <w:bidi w:val="0"/>
+        <w:jc w:val="start"/>
+        <w:rPr/>
+      </w:pPr>
+      <w:r>
+        <w:rPr/>
         <w:t>/home/flora.mikaeloff/Projects/Hallmarks/data/AML_MOFAplus_top_factors_v04_f600_2.xlsx</w:t>
       </w:r>
     </w:p>
@@ -166,28 +212,6 @@
       </w:pPr>
       <w:r>
         <w:rPr/>
-      </w:r>
-    </w:p>
-    <w:p>
-      <w:pPr>
-        <w:pStyle w:val="Normal"/>
-        <w:bidi w:val="0"/>
-        <w:jc w:val="start"/>
-        <w:rPr/>
-      </w:pPr>
-      <w:r>
-        <w:rPr/>
-      </w:r>
-    </w:p>
-    <w:p>
-      <w:pPr>
-        <w:pStyle w:val="Normal"/>
-        <w:bidi w:val="0"/>
-        <w:jc w:val="start"/>
-        <w:rPr/>
-      </w:pPr>
-      <w:r>
-        <w:rPr/>
         <w:t>Gene sets</w:t>
       </w:r>
     </w:p>
@@ -213,39 +237,6 @@
       <w:r>
         <w:rPr/>
         <w:t>/home/flora.mikaeloff/Projects/Hallmarks/data/Van_Galen_markers/mmc3.xlsx</w:t>
-      </w:r>
-    </w:p>
-    <w:p>
-      <w:pPr>
-        <w:pStyle w:val="Normal"/>
-        <w:bidi w:val="0"/>
-        <w:jc w:val="start"/>
-        <w:rPr/>
-      </w:pPr>
-      <w:r>
-        <w:rPr/>
-      </w:r>
-    </w:p>
-    <w:p>
-      <w:pPr>
-        <w:pStyle w:val="Normal"/>
-        <w:bidi w:val="0"/>
-        <w:jc w:val="start"/>
-        <w:rPr/>
-      </w:pPr>
-      <w:r>
-        <w:rPr/>
-      </w:r>
-    </w:p>
-    <w:p>
-      <w:pPr>
-        <w:pStyle w:val="Normal"/>
-        <w:bidi w:val="0"/>
-        <w:jc w:val="start"/>
-        <w:rPr/>
-      </w:pPr>
-      <w:r>
-        <w:rPr/>
       </w:r>
     </w:p>
     <w:p>
@@ -343,6 +334,350 @@
       <w:r>
         <w:rPr/>
         <w:t>/home/flomik/Code/MOFA_AML/data/server/scores_cells_and_factors_CITE_seq_clean.csv</w:t>
+      </w:r>
+    </w:p>
+    <w:p>
+      <w:pPr>
+        <w:pStyle w:val="Normal"/>
+        <w:bidi w:val="0"/>
+        <w:jc w:val="start"/>
+        <w:rPr/>
+      </w:pPr>
+      <w:r>
+        <w:rPr/>
+      </w:r>
+    </w:p>
+    <w:p>
+      <w:pPr>
+        <w:pStyle w:val="Normal"/>
+        <w:bidi w:val="0"/>
+        <w:jc w:val="start"/>
+        <w:rPr/>
+      </w:pPr>
+      <w:r>
+        <w:rPr/>
+      </w:r>
+    </w:p>
+    <w:p>
+      <w:pPr>
+        <w:pStyle w:val="Normal"/>
+        <w:bidi w:val="0"/>
+        <w:jc w:val="start"/>
+        <w:rPr/>
+      </w:pPr>
+      <w:r>
+        <w:rPr/>
+        <w:t>packages</w:t>
+      </w:r>
+    </w:p>
+    <w:p>
+      <w:pPr>
+        <w:pStyle w:val="Normal"/>
+        <w:bidi w:val="0"/>
+        <w:jc w:val="start"/>
+        <w:rPr/>
+      </w:pPr>
+      <w:r>
+        <w:rPr/>
+        <w:t>library(MultiAssayExperiment)</w:t>
+      </w:r>
+    </w:p>
+    <w:p>
+      <w:pPr>
+        <w:pStyle w:val="Normal"/>
+        <w:bidi w:val="0"/>
+        <w:jc w:val="start"/>
+        <w:rPr/>
+      </w:pPr>
+      <w:r>
+        <w:rPr/>
+        <w:t>library(MOFA2)</w:t>
+      </w:r>
+    </w:p>
+    <w:p>
+      <w:pPr>
+        <w:pStyle w:val="Normal"/>
+        <w:bidi w:val="0"/>
+        <w:jc w:val="start"/>
+        <w:rPr/>
+      </w:pPr>
+      <w:r>
+        <w:rPr/>
+        <w:t>library(RColorBrewer)</w:t>
+      </w:r>
+    </w:p>
+    <w:p>
+      <w:pPr>
+        <w:pStyle w:val="Normal"/>
+        <w:bidi w:val="0"/>
+        <w:jc w:val="start"/>
+        <w:rPr/>
+      </w:pPr>
+      <w:r>
+        <w:rPr/>
+        <w:t>library(GSEABase)</w:t>
+      </w:r>
+    </w:p>
+    <w:p>
+      <w:pPr>
+        <w:pStyle w:val="Normal"/>
+        <w:bidi w:val="0"/>
+        <w:jc w:val="start"/>
+        <w:rPr/>
+      </w:pPr>
+      <w:r>
+        <w:rPr/>
+        <w:t>library(tidyverse)</w:t>
+      </w:r>
+    </w:p>
+    <w:p>
+      <w:pPr>
+        <w:pStyle w:val="Normal"/>
+        <w:bidi w:val="0"/>
+        <w:jc w:val="start"/>
+        <w:rPr/>
+      </w:pPr>
+      <w:r>
+        <w:rPr/>
+        <w:t>library(minfi)</w:t>
+      </w:r>
+    </w:p>
+    <w:p>
+      <w:pPr>
+        <w:pStyle w:val="Normal"/>
+        <w:bidi w:val="0"/>
+        <w:jc w:val="start"/>
+        <w:rPr/>
+      </w:pPr>
+      <w:r>
+        <w:rPr/>
+        <w:t>library(xlsx)</w:t>
+      </w:r>
+    </w:p>
+    <w:p>
+      <w:pPr>
+        <w:pStyle w:val="Normal"/>
+        <w:bidi w:val="0"/>
+        <w:jc w:val="start"/>
+        <w:rPr/>
+      </w:pPr>
+      <w:r>
+        <w:rPr/>
+        <w:t>library(org.Hs.eg.db)</w:t>
+      </w:r>
+    </w:p>
+    <w:p>
+      <w:pPr>
+        <w:pStyle w:val="Normal"/>
+        <w:bidi w:val="0"/>
+        <w:jc w:val="start"/>
+        <w:rPr/>
+      </w:pPr>
+      <w:r>
+        <w:rPr/>
+        <w:t>library(maditr)</w:t>
+      </w:r>
+    </w:p>
+    <w:p>
+      <w:pPr>
+        <w:pStyle w:val="Normal"/>
+        <w:bidi w:val="0"/>
+        <w:jc w:val="start"/>
+        <w:rPr/>
+      </w:pPr>
+      <w:r>
+        <w:rPr/>
+        <w:t>library(Seurat)</w:t>
+      </w:r>
+    </w:p>
+    <w:p>
+      <w:pPr>
+        <w:pStyle w:val="Normal"/>
+        <w:bidi w:val="0"/>
+        <w:jc w:val="start"/>
+        <w:rPr/>
+      </w:pPr>
+      <w:r>
+        <w:rPr/>
+        <w:t>library(ggpubr)</w:t>
+      </w:r>
+    </w:p>
+    <w:p>
+      <w:pPr>
+        <w:pStyle w:val="Normal"/>
+        <w:bidi w:val="0"/>
+        <w:jc w:val="start"/>
+        <w:rPr/>
+      </w:pPr>
+      <w:r>
+        <w:rPr/>
+        <w:t>library(ComplexHeatmap)</w:t>
+      </w:r>
+    </w:p>
+    <w:p>
+      <w:pPr>
+        <w:pStyle w:val="Normal"/>
+        <w:bidi w:val="0"/>
+        <w:jc w:val="start"/>
+        <w:rPr/>
+      </w:pPr>
+      <w:r>
+        <w:rPr/>
+        <w:t>library(stringr)</w:t>
+      </w:r>
+    </w:p>
+    <w:p>
+      <w:pPr>
+        <w:pStyle w:val="Normal"/>
+        <w:bidi w:val="0"/>
+        <w:jc w:val="start"/>
+        <w:rPr/>
+      </w:pPr>
+      <w:r>
+        <w:rPr/>
+        <w:t>library(readxl)</w:t>
+      </w:r>
+    </w:p>
+    <w:p>
+      <w:pPr>
+        <w:pStyle w:val="Normal"/>
+        <w:bidi w:val="0"/>
+        <w:jc w:val="start"/>
+        <w:rPr/>
+      </w:pPr>
+      <w:r>
+        <w:rPr/>
+        <w:t>library(data.table)</w:t>
+      </w:r>
+    </w:p>
+    <w:p>
+      <w:pPr>
+        <w:pStyle w:val="Normal"/>
+        <w:bidi w:val="0"/>
+        <w:jc w:val="start"/>
+        <w:rPr/>
+      </w:pPr>
+      <w:r>
+        <w:rPr/>
+        <w:t>library(reshape2)</w:t>
+      </w:r>
+    </w:p>
+    <w:p>
+      <w:pPr>
+        <w:pStyle w:val="Normal"/>
+        <w:bidi w:val="0"/>
+        <w:jc w:val="start"/>
+        <w:rPr/>
+      </w:pPr>
+      <w:r>
+        <w:rPr/>
+        <w:t>library(ggplot2)</w:t>
+      </w:r>
+    </w:p>
+    <w:p>
+      <w:pPr>
+        <w:pStyle w:val="Normal"/>
+        <w:bidi w:val="0"/>
+        <w:jc w:val="start"/>
+        <w:rPr/>
+      </w:pPr>
+      <w:r>
+        <w:rPr/>
+        <w:t>library(ggnewscale)</w:t>
+      </w:r>
+    </w:p>
+    <w:p>
+      <w:pPr>
+        <w:pStyle w:val="Normal"/>
+        <w:bidi w:val="0"/>
+        <w:jc w:val="start"/>
+        <w:rPr/>
+      </w:pPr>
+      <w:r>
+        <w:rPr/>
+        <w:t>library(dplyr)</w:t>
+      </w:r>
+    </w:p>
+    <w:p>
+      <w:pPr>
+        <w:pStyle w:val="Normal"/>
+        <w:bidi w:val="0"/>
+        <w:jc w:val="start"/>
+        <w:rPr/>
+      </w:pPr>
+      <w:r>
+        <w:rPr/>
+        <w:t>library(cowplot)</w:t>
+      </w:r>
+    </w:p>
+    <w:p>
+      <w:pPr>
+        <w:pStyle w:val="Normal"/>
+        <w:bidi w:val="0"/>
+        <w:jc w:val="start"/>
+        <w:rPr/>
+      </w:pPr>
+      <w:r>
+        <w:rPr/>
+      </w:r>
+    </w:p>
+    <w:p>
+      <w:pPr>
+        <w:pStyle w:val="Normal"/>
+        <w:bidi w:val="0"/>
+        <w:jc w:val="start"/>
+        <w:rPr/>
+      </w:pPr>
+      <w:r>
+        <w:rPr/>
+      </w:r>
+    </w:p>
+    <w:p>
+      <w:pPr>
+        <w:pStyle w:val="Normal"/>
+        <w:bidi w:val="0"/>
+        <w:jc w:val="start"/>
+        <w:rPr/>
+      </w:pPr>
+      <w:r>
+        <w:rPr/>
+        <w:t>missing code files (done before I arrive)</w:t>
+      </w:r>
+    </w:p>
+    <w:p>
+      <w:pPr>
+        <w:pStyle w:val="Normal"/>
+        <w:bidi w:val="0"/>
+        <w:jc w:val="start"/>
+        <w:rPr/>
+      </w:pPr>
+      <w:r>
+        <w:rPr/>
+        <w:t>- making MOFA model</w:t>
+      </w:r>
+    </w:p>
+    <w:p>
+      <w:pPr>
+        <w:pStyle w:val="Normal"/>
+        <w:bidi w:val="0"/>
+        <w:jc w:val="start"/>
+        <w:rPr/>
+      </w:pPr>
+      <w:r>
+        <w:rPr/>
+        <w:t>- figure 1d</w:t>
+      </w:r>
+    </w:p>
+    <w:p>
+      <w:pPr>
+        <w:pStyle w:val="Normal"/>
+        <w:bidi w:val="0"/>
+        <w:jc w:val="start"/>
+        <w:rPr/>
+      </w:pPr>
+      <w:r>
+        <w:rPr/>
+        <w:t>- Make cite-seq object (if first publication)</w:t>
       </w:r>
     </w:p>
     <w:sectPr>
@@ -352,6 +687,7 @@
       <w:pgNumType w:fmt="decimal"/>
       <w:formProt w:val="false"/>
       <w:textDirection w:val="lrTb"/>
+      <w:docGrid w:type="default" w:linePitch="100" w:charSpace="0"/>
     </w:sectPr>
   </w:body>
 </w:document>
@@ -371,7 +707,6 @@
     </w:rPrDefault>
     <w:pPrDefault>
       <w:pPr>
-        <w:widowControl/>
         <w:suppressAutoHyphens w:val="true"/>
       </w:pPr>
     </w:pPrDefault>
@@ -381,7 +716,10 @@
     <w:qFormat/>
     <w:pPr>
       <w:widowControl/>
+      <w:suppressAutoHyphens w:val="true"/>
       <w:bidi w:val="0"/>
+      <w:spacing w:before="0" w:after="0"/>
+      <w:jc w:val="start"/>
     </w:pPr>
     <w:rPr>
       <w:rFonts w:ascii="Liberation Serif" w:hAnsi="Liberation Serif" w:eastAsia="Noto Serif CJK SC" w:cs="Lohit Devanagari"/>

--- a/manuscript/cleaning_file_MOFA.docx
+++ b/manuscript/cleaning_file_MOFA.docx
@@ -619,6 +619,89 @@
       </w:pPr>
       <w:r>
         <w:rPr/>
+        <w:t>library(tidyr)</w:t>
+      </w:r>
+    </w:p>
+    <w:p>
+      <w:pPr>
+        <w:pStyle w:val="Normal"/>
+        <w:bidi w:val="0"/>
+        <w:jc w:val="start"/>
+        <w:rPr/>
+      </w:pPr>
+      <w:r>
+        <w:rPr/>
+        <w:t>library(purrr)</w:t>
+      </w:r>
+    </w:p>
+    <w:p>
+      <w:pPr>
+        <w:pStyle w:val="Normal"/>
+        <w:bidi w:val="0"/>
+        <w:jc w:val="start"/>
+        <w:rPr/>
+      </w:pPr>
+      <w:r>
+        <w:rPr/>
+        <w:t>library(survival)</w:t>
+      </w:r>
+    </w:p>
+    <w:p>
+      <w:pPr>
+        <w:pStyle w:val="Normal"/>
+        <w:bidi w:val="0"/>
+        <w:jc w:val="start"/>
+        <w:rPr/>
+      </w:pPr>
+      <w:r>
+        <w:rPr/>
+        <w:t>library(survminer)</w:t>
+      </w:r>
+    </w:p>
+    <w:p>
+      <w:pPr>
+        <w:pStyle w:val="Normal"/>
+        <w:bidi w:val="0"/>
+        <w:jc w:val="start"/>
+        <w:rPr/>
+      </w:pPr>
+      <w:r>
+        <w:rPr/>
+        <w:t>library("smplot2")</w:t>
+      </w:r>
+    </w:p>
+    <w:p>
+      <w:pPr>
+        <w:pStyle w:val="Normal"/>
+        <w:bidi w:val="0"/>
+        <w:jc w:val="start"/>
+        <w:rPr/>
+      </w:pPr>
+      <w:r>
+        <w:rPr/>
+        <w:t>library(gridExtra)</w:t>
+      </w:r>
+    </w:p>
+    <w:p>
+      <w:pPr>
+        <w:pStyle w:val="Normal"/>
+        <w:bidi w:val="0"/>
+        <w:jc w:val="start"/>
+        <w:rPr/>
+      </w:pPr>
+      <w:r>
+        <w:rPr/>
+      </w:r>
+    </w:p>
+    <w:p>
+      <w:pPr>
+        <w:pStyle w:val="Normal"/>
+        <w:bidi w:val="0"/>
+        <w:jc w:val="start"/>
+        <w:rPr/>
+      </w:pPr>
+      <w:r>
+        <w:rPr/>
       </w:r>
     </w:p>
     <w:p>
@@ -678,6 +761,22 @@
       <w:r>
         <w:rPr/>
         <w:t>- Make cite-seq object (if first publication)</w:t>
+      </w:r>
+    </w:p>
+    <w:p>
+      <w:pPr>
+        <w:pStyle w:val="Normal"/>
+        <w:bidi w:val="0"/>
+        <w:jc w:val="start"/>
+        <w:rPr/>
+      </w:pPr>
+      <w:r>
+        <w:rPr/>
+        <w:t xml:space="preserve">- </w:t>
+      </w:r>
+      <w:r>
+        <w:rPr/>
+        <w:t>selection 600 top factors</w:t>
       </w:r>
     </w:p>
     <w:sectPr>

--- a/manuscript/cleaning_file_MOFA.docx
+++ b/manuscript/cleaning_file_MOFA.docx
@@ -680,17 +680,6 @@
       <w:r>
         <w:rPr/>
         <w:t>library(gridExtra)</w:t>
-      </w:r>
-    </w:p>
-    <w:p>
-      <w:pPr>
-        <w:pStyle w:val="Normal"/>
-        <w:bidi w:val="0"/>
-        <w:jc w:val="start"/>
-        <w:rPr/>
-      </w:pPr>
-      <w:r>
-        <w:rPr/>
       </w:r>
     </w:p>
     <w:p>

--- a/manuscript/cleaning_file_MOFA.docx
+++ b/manuscript/cleaning_file_MOFA.docx
@@ -132,51 +132,6 @@
       </w:pPr>
       <w:r>
         <w:rPr/>
-      </w:r>
-    </w:p>
-    <w:p>
-      <w:pPr>
-        <w:pStyle w:val="Normal"/>
-        <w:bidi w:val="0"/>
-        <w:jc w:val="start"/>
-        <w:rPr/>
-      </w:pPr>
-      <w:r>
-        <w:rPr/>
-        <w:t>/home/flora.mikaeloff/Projects/Hallmarks/data/AML_MOFAplus_top_factors_v04_f600_2.xlsx</w:t>
-      </w:r>
-    </w:p>
-    <w:p>
-      <w:pPr>
-        <w:pStyle w:val="Normal"/>
-        <w:bidi w:val="0"/>
-        <w:jc w:val="start"/>
-        <w:rPr/>
-      </w:pPr>
-      <w:r>
-        <w:rPr/>
-      </w:r>
-    </w:p>
-    <w:p>
-      <w:pPr>
-        <w:pStyle w:val="Normal"/>
-        <w:bidi w:val="0"/>
-        <w:jc w:val="start"/>
-        <w:rPr/>
-      </w:pPr>
-      <w:r>
-        <w:rPr/>
-      </w:r>
-    </w:p>
-    <w:p>
-      <w:pPr>
-        <w:pStyle w:val="Normal"/>
-        <w:bidi w:val="0"/>
-        <w:jc w:val="start"/>
-        <w:rPr/>
-      </w:pPr>
-      <w:r>
-        <w:rPr/>
         <w:t>CITE-seq</w:t>
       </w:r>
     </w:p>
@@ -190,53 +145,6 @@
       <w:r>
         <w:rPr/>
         <w:t>"/home/flomik/Data/data_francesco/Wells_combined_sctransformed.rds"</w:t>
-      </w:r>
-    </w:p>
-    <w:p>
-      <w:pPr>
-        <w:pStyle w:val="Normal"/>
-        <w:bidi w:val="0"/>
-        <w:jc w:val="start"/>
-        <w:rPr/>
-      </w:pPr>
-      <w:r>
-        <w:rPr/>
-      </w:r>
-    </w:p>
-    <w:p>
-      <w:pPr>
-        <w:pStyle w:val="Normal"/>
-        <w:bidi w:val="0"/>
-        <w:jc w:val="start"/>
-        <w:rPr/>
-      </w:pPr>
-      <w:r>
-        <w:rPr/>
-        <w:t>Gene sets</w:t>
-      </w:r>
-    </w:p>
-    <w:p>
-      <w:pPr>
-        <w:pStyle w:val="Normal"/>
-        <w:bidi w:val="0"/>
-        <w:jc w:val="start"/>
-        <w:rPr/>
-      </w:pPr>
-      <w:r>
-        <w:rPr/>
-        <w:t>/home/flora.mikaeloff/Projects/Hallmarks/data/AMLCellType_Genesets.gmt.txt</w:t>
-      </w:r>
-    </w:p>
-    <w:p>
-      <w:pPr>
-        <w:pStyle w:val="Normal"/>
-        <w:bidi w:val="0"/>
-        <w:jc w:val="start"/>
-        <w:rPr/>
-      </w:pPr>
-      <w:r>
-        <w:rPr/>
-        <w:t>/home/flora.mikaeloff/Projects/Hallmarks/data/Van_Galen_markers/mmc3.xlsx</w:t>
       </w:r>
     </w:p>
     <w:p>
@@ -286,18 +194,6 @@
       </w:pPr>
       <w:r>
         <w:rPr/>
-        <w:t xml:space="preserve">"results/data_ADT_cell_markers_norm.csv" → </w:t>
-      </w:r>
-    </w:p>
-    <w:p>
-      <w:pPr>
-        <w:pStyle w:val="Normal"/>
-        <w:bidi w:val="0"/>
-        <w:jc w:val="start"/>
-        <w:rPr/>
-      </w:pPr>
-      <w:r>
-        <w:rPr/>
         <w:t>/home/flomik/Code/MOFA_AML/data/server/ data_ADT_cell_markers_norm.csv</w:t>
       </w:r>
     </w:p>
@@ -310,29 +206,6 @@
       </w:pPr>
       <w:r>
         <w:rPr/>
-      </w:r>
-    </w:p>
-    <w:p>
-      <w:pPr>
-        <w:pStyle w:val="Normal"/>
-        <w:bidi w:val="0"/>
-        <w:jc w:val="start"/>
-        <w:rPr/>
-      </w:pPr>
-      <w:r>
-        <w:rPr/>
-        <w:t xml:space="preserve">"results/scores_cells_and_factors_CITE_seq_clean.csv" → </w:t>
-      </w:r>
-    </w:p>
-    <w:p>
-      <w:pPr>
-        <w:pStyle w:val="Normal"/>
-        <w:bidi w:val="0"/>
-        <w:jc w:val="start"/>
-        <w:rPr/>
-      </w:pPr>
-      <w:r>
-        <w:rPr/>
         <w:t>/home/flomik/Code/MOFA_AML/data/server/scores_cells_and_factors_CITE_seq_clean.csv</w:t>
       </w:r>
     </w:p>
@@ -761,11 +634,7 @@
       </w:pPr>
       <w:r>
         <w:rPr/>
-        <w:t xml:space="preserve">- </w:t>
-      </w:r>
-      <w:r>
-        <w:rPr/>
-        <w:t>selection 600 top factors</w:t>
+        <w:t>- selection 600 top factors</w:t>
       </w:r>
     </w:p>
     <w:sectPr>

--- a/manuscript/cleaning_file_MOFA.docx
+++ b/manuscript/cleaning_file_MOFA.docx
@@ -182,7 +182,13 @@
         <w:rPr>
           <w:u w:val="single"/>
         </w:rPr>
-        <w:t>Processed files</w:t>
+        <w:t xml:space="preserve">Processed files </w:t>
+      </w:r>
+      <w:r>
+        <w:rPr>
+          <w:u w:val="single"/>
+        </w:rPr>
+        <w:t>server</w:t>
       </w:r>
     </w:p>
     <w:p>
